--- a/data/raw_data/mapping_data/Africa_Vegetation_White_1983/White (1983) Phytoregions.docx
+++ b/data/raw_data/mapping_data/Africa_Vegetation_White_1983/White (1983) Phytoregions.docx
@@ -92,12 +92,14 @@
         <w:rPr>
           <w:sz w:val="18"/>
           <w:szCs w:val="18"/>
-        </w:rPr>
-      </w:pPr>
-      <w:r>
-        <w:rPr>
-          <w:sz w:val="18"/>
-          <w:szCs w:val="18"/>
+          <w:highlight w:val="yellow"/>
+        </w:rPr>
+      </w:pPr>
+      <w:r>
+        <w:rPr>
+          <w:sz w:val="18"/>
+          <w:szCs w:val="18"/>
+          <w:highlight w:val="yellow"/>
         </w:rPr>
         <w:t xml:space="preserve">Zambezian regional centre of endemism. </w:t>
       </w:r>
@@ -539,12 +541,14 @@
         <w:rPr>
           <w:sz w:val="18"/>
           <w:szCs w:val="18"/>
-        </w:rPr>
-      </w:pPr>
-      <w:r>
-        <w:rPr>
-          <w:sz w:val="18"/>
-          <w:szCs w:val="18"/>
+          <w:highlight w:val="yellow"/>
+        </w:rPr>
+      </w:pPr>
+      <w:r>
+        <w:rPr>
+          <w:sz w:val="18"/>
+          <w:szCs w:val="18"/>
+          <w:highlight w:val="yellow"/>
         </w:rPr>
         <w:t xml:space="preserve">Kalahari-Highveld regional transition zone. </w:t>
       </w:r>
